--- a/project/TradeJournal Documentation Update.docx
+++ b/project/TradeJournal Documentation Update.docx
@@ -2659,12 +2659,14 @@
         <w:rPr>
           <w:b/>
           <w:bCs/>
-        </w:rPr>
+          <w:noProof/>
+        </w:rPr>
+        <w:lastRenderedPageBreak/>
         <w:drawing>
-          <wp:inline distT="0" distB="0" distL="0" distR="0" wp14:anchorId="43DCEA61" wp14:editId="1A168E85">
-            <wp:extent cx="5731510" cy="3050540"/>
-            <wp:effectExtent l="0" t="0" r="2540" b="0"/>
-            <wp:docPr id="274003312" name="Picture 1"/>
+          <wp:inline distT="0" distB="0" distL="0" distR="0" wp14:anchorId="67BCDFC2" wp14:editId="1D4444CD">
+            <wp:extent cx="3067478" cy="6763694"/>
+            <wp:effectExtent l="0" t="0" r="0" b="0"/>
+            <wp:docPr id="1474302706" name="Picture 1"/>
             <wp:cNvGraphicFramePr>
               <a:graphicFrameLocks xmlns:a="http://schemas.openxmlformats.org/drawingml/2006/main" noChangeAspect="1"/>
             </wp:cNvGraphicFramePr>
@@ -2672,11 +2674,17 @@
               <a:graphicData uri="http://schemas.openxmlformats.org/drawingml/2006/picture">
                 <pic:pic xmlns:pic="http://schemas.openxmlformats.org/drawingml/2006/picture">
                   <pic:nvPicPr>
-                    <pic:cNvPr id="274003312" name=""/>
+                    <pic:cNvPr id="1474302706" name="Picture 1474302706"/>
                     <pic:cNvPicPr/>
                   </pic:nvPicPr>
                   <pic:blipFill>
-                    <a:blip r:embed="rId4"/>
+                    <a:blip r:embed="rId4">
+                      <a:extLst>
+                        <a:ext uri="{28A0092B-C50C-407E-A947-70E740481C1C}">
+                          <a14:useLocalDpi xmlns:a14="http://schemas.microsoft.com/office/drawing/2010/main" val="0"/>
+                        </a:ext>
+                      </a:extLst>
+                    </a:blip>
                     <a:stretch>
                       <a:fillRect/>
                     </a:stretch>
@@ -2684,7 +2692,7 @@
                   <pic:spPr>
                     <a:xfrm>
                       <a:off x="0" y="0"/>
-                      <a:ext cx="5731510" cy="3050540"/>
+                      <a:ext cx="3067478" cy="6763694"/>
                     </a:xfrm>
                     <a:prstGeom prst="rect">
                       <a:avLst/>
@@ -2696,59 +2704,157 @@
           </wp:inline>
         </w:drawing>
       </w:r>
-    </w:p>
-    <w:p>
-      <w:pPr>
-        <w:rPr>
-          <w:b/>
-          <w:bCs/>
-        </w:rPr>
-      </w:pPr>
-    </w:p>
-    <w:p>
-      <w:pPr>
-        <w:rPr>
-          <w:b/>
-          <w:bCs/>
-        </w:rPr>
-      </w:pPr>
-    </w:p>
-    <w:p>
-      <w:pPr>
-        <w:rPr>
-          <w:b/>
-          <w:bCs/>
-        </w:rPr>
-      </w:pPr>
-    </w:p>
-    <w:p>
-      <w:pPr>
-        <w:rPr>
-          <w:b/>
-          <w:bCs/>
-        </w:rPr>
-      </w:pPr>
-    </w:p>
-    <w:p>
-      <w:pPr>
-        <w:rPr>
-          <w:b/>
-          <w:bCs/>
-        </w:rPr>
-      </w:pPr>
-    </w:p>
-    <w:p>
-      <w:pPr>
-        <w:rPr>
-          <w:b/>
-          <w:bCs/>
-        </w:rPr>
-      </w:pPr>
-      <w:r>
-        <w:rPr>
-          <w:b/>
-          <w:bCs/>
-        </w:rPr>
+      <w:r>
+        <w:rPr>
+          <w:b/>
+          <w:bCs/>
+          <w:noProof/>
+        </w:rPr>
+        <w:lastRenderedPageBreak/>
+        <w:drawing>
+          <wp:inline distT="0" distB="0" distL="0" distR="0" wp14:anchorId="308DB391" wp14:editId="3E23ADC3">
+            <wp:extent cx="5731510" cy="3756025"/>
+            <wp:effectExtent l="0" t="0" r="2540" b="0"/>
+            <wp:docPr id="1634547036" name="Picture 2"/>
+            <wp:cNvGraphicFramePr>
+              <a:graphicFrameLocks xmlns:a="http://schemas.openxmlformats.org/drawingml/2006/main" noChangeAspect="1"/>
+            </wp:cNvGraphicFramePr>
+            <a:graphic xmlns:a="http://schemas.openxmlformats.org/drawingml/2006/main">
+              <a:graphicData uri="http://schemas.openxmlformats.org/drawingml/2006/picture">
+                <pic:pic xmlns:pic="http://schemas.openxmlformats.org/drawingml/2006/picture">
+                  <pic:nvPicPr>
+                    <pic:cNvPr id="1634547036" name="Picture 1634547036"/>
+                    <pic:cNvPicPr/>
+                  </pic:nvPicPr>
+                  <pic:blipFill>
+                    <a:blip r:embed="rId5">
+                      <a:extLst>
+                        <a:ext uri="{28A0092B-C50C-407E-A947-70E740481C1C}">
+                          <a14:useLocalDpi xmlns:a14="http://schemas.microsoft.com/office/drawing/2010/main" val="0"/>
+                        </a:ext>
+                      </a:extLst>
+                    </a:blip>
+                    <a:stretch>
+                      <a:fillRect/>
+                    </a:stretch>
+                  </pic:blipFill>
+                  <pic:spPr>
+                    <a:xfrm>
+                      <a:off x="0" y="0"/>
+                      <a:ext cx="5731510" cy="3756025"/>
+                    </a:xfrm>
+                    <a:prstGeom prst="rect">
+                      <a:avLst/>
+                    </a:prstGeom>
+                  </pic:spPr>
+                </pic:pic>
+              </a:graphicData>
+            </a:graphic>
+          </wp:inline>
+        </w:drawing>
+      </w:r>
+      <w:r>
+        <w:rPr>
+          <w:b/>
+          <w:bCs/>
+          <w:noProof/>
+        </w:rPr>
+        <w:drawing>
+          <wp:inline distT="0" distB="0" distL="0" distR="0" wp14:anchorId="1E51F1A4" wp14:editId="6B83E7A2">
+            <wp:extent cx="5731510" cy="3345180"/>
+            <wp:effectExtent l="0" t="0" r="2540" b="7620"/>
+            <wp:docPr id="1055784886" name="Picture 3"/>
+            <wp:cNvGraphicFramePr>
+              <a:graphicFrameLocks xmlns:a="http://schemas.openxmlformats.org/drawingml/2006/main" noChangeAspect="1"/>
+            </wp:cNvGraphicFramePr>
+            <a:graphic xmlns:a="http://schemas.openxmlformats.org/drawingml/2006/main">
+              <a:graphicData uri="http://schemas.openxmlformats.org/drawingml/2006/picture">
+                <pic:pic xmlns:pic="http://schemas.openxmlformats.org/drawingml/2006/picture">
+                  <pic:nvPicPr>
+                    <pic:cNvPr id="1055784886" name="Picture 1055784886"/>
+                    <pic:cNvPicPr/>
+                  </pic:nvPicPr>
+                  <pic:blipFill>
+                    <a:blip r:embed="rId6">
+                      <a:extLst>
+                        <a:ext uri="{28A0092B-C50C-407E-A947-70E740481C1C}">
+                          <a14:useLocalDpi xmlns:a14="http://schemas.microsoft.com/office/drawing/2010/main" val="0"/>
+                        </a:ext>
+                      </a:extLst>
+                    </a:blip>
+                    <a:stretch>
+                      <a:fillRect/>
+                    </a:stretch>
+                  </pic:blipFill>
+                  <pic:spPr>
+                    <a:xfrm>
+                      <a:off x="0" y="0"/>
+                      <a:ext cx="5731510" cy="3345180"/>
+                    </a:xfrm>
+                    <a:prstGeom prst="rect">
+                      <a:avLst/>
+                    </a:prstGeom>
+                  </pic:spPr>
+                </pic:pic>
+              </a:graphicData>
+            </a:graphic>
+          </wp:inline>
+        </w:drawing>
+      </w:r>
+    </w:p>
+    <w:p>
+      <w:pPr>
+        <w:rPr>
+          <w:b/>
+          <w:bCs/>
+        </w:rPr>
+      </w:pPr>
+    </w:p>
+    <w:p>
+      <w:pPr>
+        <w:rPr>
+          <w:b/>
+          <w:bCs/>
+        </w:rPr>
+      </w:pPr>
+    </w:p>
+    <w:p>
+      <w:pPr>
+        <w:rPr>
+          <w:b/>
+          <w:bCs/>
+        </w:rPr>
+      </w:pPr>
+    </w:p>
+    <w:p>
+      <w:pPr>
+        <w:rPr>
+          <w:b/>
+          <w:bCs/>
+        </w:rPr>
+      </w:pPr>
+    </w:p>
+    <w:p>
+      <w:pPr>
+        <w:rPr>
+          <w:b/>
+          <w:bCs/>
+        </w:rPr>
+      </w:pPr>
+    </w:p>
+    <w:p>
+      <w:pPr>
+        <w:rPr>
+          <w:b/>
+          <w:bCs/>
+        </w:rPr>
+      </w:pPr>
+      <w:r>
+        <w:rPr>
+          <w:b/>
+          <w:bCs/>
+        </w:rPr>
+        <w:lastRenderedPageBreak/>
         <w:t>## 7. Known issues and next steps</w:t>
       </w:r>
     </w:p>
@@ -3442,6 +3548,7 @@
   <w:style w:type="character" w:default="1" w:styleId="DefaultParagraphFont">
     <w:name w:val="Default Paragraph Font"/>
     <w:uiPriority w:val="1"/>
+    <w:semiHidden/>
     <w:unhideWhenUsed/>
   </w:style>
   <w:style w:type="table" w:default="1" w:styleId="TableNormal">
